--- a/ApêndiceB-Requisitos/PID_RequisitosNãoFuncionais.docx
+++ b/ApêndiceB-Requisitos/PID_RequisitosNãoFuncionais.docx
@@ -1,6 +1,6 @@
 
 <file path=word/document.xml><?xml version="1.0" encoding="utf-8"?>
-<w:document xmlns:wpc="http://schemas.microsoft.com/office/word/2010/wordprocessingCanvas" xmlns:cx="http://schemas.microsoft.com/office/drawing/2014/chartex" xmlns:cx1="http://schemas.microsoft.com/office/drawing/2015/9/8/chartex" xmlns:mc="http://schemas.openxmlformats.org/markup-compatibility/2006" xmlns:o="urn:schemas-microsoft-com:office:office" xmlns:r="http://schemas.openxmlformats.org/officeDocument/2006/relationships" xmlns:m="http://schemas.openxmlformats.org/officeDocument/2006/math" xmlns:v="urn:schemas-microsoft-com:vml" xmlns:wp14="http://schemas.microsoft.com/office/word/2010/wordprocessingDrawing" xmlns:wp="http://schemas.openxmlformats.org/drawingml/2006/wordprocessingDrawing" xmlns:w10="urn:schemas-microsoft-com:office:word" xmlns:w="http://schemas.openxmlformats.org/wordprocessingml/2006/main" xmlns:w14="http://schemas.microsoft.com/office/word/2010/wordml" xmlns:w15="http://schemas.microsoft.com/office/word/2012/wordml" xmlns:w16se="http://schemas.microsoft.com/office/word/2015/wordml/symex" xmlns:wpg="http://schemas.microsoft.com/office/word/2010/wordprocessingGroup" xmlns:wpi="http://schemas.microsoft.com/office/word/2010/wordprocessingInk" xmlns:wne="http://schemas.microsoft.com/office/word/2006/wordml" xmlns:wps="http://schemas.microsoft.com/office/word/2010/wordprocessingShape" mc:Ignorable="w14 w15 w16se wp14">
+<w:document xmlns:wpc="http://schemas.microsoft.com/office/word/2010/wordprocessingCanvas" xmlns:mc="http://schemas.openxmlformats.org/markup-compatibility/2006" xmlns:o="urn:schemas-microsoft-com:office:office" xmlns:r="http://schemas.openxmlformats.org/officeDocument/2006/relationships" xmlns:m="http://schemas.openxmlformats.org/officeDocument/2006/math" xmlns:v="urn:schemas-microsoft-com:vml" xmlns:wp14="http://schemas.microsoft.com/office/word/2010/wordprocessingDrawing" xmlns:wp="http://schemas.openxmlformats.org/drawingml/2006/wordprocessingDrawing" xmlns:w10="urn:schemas-microsoft-com:office:word" xmlns:w="http://schemas.openxmlformats.org/wordprocessingml/2006/main" xmlns:w14="http://schemas.microsoft.com/office/word/2010/wordml" xmlns:w15="http://schemas.microsoft.com/office/word/2012/wordml" xmlns:wpg="http://schemas.microsoft.com/office/word/2010/wordprocessingGroup" xmlns:wpi="http://schemas.microsoft.com/office/word/2010/wordprocessingInk" xmlns:wne="http://schemas.microsoft.com/office/word/2006/wordml" xmlns:wps="http://schemas.microsoft.com/office/word/2010/wordprocessingShape" mc:Ignorable="w14 w15 wp14">
   <w:body>
     <w:p>
       <w:pPr>
@@ -414,7 +414,10 @@
           <w:sz w:val="24"/>
           <w:szCs w:val="24"/>
         </w:rPr>
-        <w:t>RNF  1 – Nome</w:t>
+        <w:t xml:space="preserve">RNF  1 – </w:t>
+      </w:r>
+      <w:r>
+        <w:t>Usabilidade</w:t>
       </w:r>
     </w:p>
     <w:p>
@@ -433,6 +436,14 @@
         </w:rPr>
         <w:t xml:space="preserve">Descrição: </w:t>
       </w:r>
+      <w:r>
+        <w:rPr>
+          <w:rFonts w:ascii="Times New Roman" w:hAnsi="Times New Roman" w:cs="Times New Roman"/>
+          <w:sz w:val="24"/>
+          <w:szCs w:val="24"/>
+        </w:rPr>
+        <w:t>A interface deve ser simples e intuitiva.</w:t>
+      </w:r>
     </w:p>
     <w:p>
       <w:pPr>
@@ -458,29 +469,60 @@
           <w:sz w:val="24"/>
           <w:szCs w:val="24"/>
         </w:rPr>
-        <w:t>RNF 2 – Nome</w:t>
-      </w:r>
-    </w:p>
-    <w:p>
-      <w:pPr>
-        <w:rPr>
-          <w:rFonts w:ascii="Times New Roman" w:hAnsi="Times New Roman" w:cs="Times New Roman"/>
-          <w:sz w:val="24"/>
-          <w:szCs w:val="24"/>
-        </w:rPr>
-      </w:pPr>
-      <w:r>
-        <w:rPr>
-          <w:rFonts w:ascii="Times New Roman" w:hAnsi="Times New Roman" w:cs="Times New Roman"/>
-          <w:sz w:val="24"/>
-          <w:szCs w:val="24"/>
-        </w:rPr>
-        <w:t xml:space="preserve">Descrição: </w:t>
-      </w:r>
-    </w:p>
-    <w:p>
-      <w:pPr>
-        <w:ind w:firstLine="360"/>
+        <w:t xml:space="preserve">RNF 2 – </w:t>
+      </w:r>
+      <w:r>
+        <w:rPr>
+          <w:rFonts w:ascii="Times New Roman" w:hAnsi="Times New Roman" w:cs="Times New Roman"/>
+          <w:sz w:val="24"/>
+          <w:szCs w:val="24"/>
+        </w:rPr>
+        <w:t>Acessibilidade</w:t>
+      </w:r>
+    </w:p>
+    <w:p>
+      <w:pPr>
+        <w:rPr>
+          <w:rFonts w:ascii="Times New Roman" w:hAnsi="Times New Roman" w:cs="Times New Roman"/>
+          <w:sz w:val="24"/>
+          <w:szCs w:val="24"/>
+        </w:rPr>
+      </w:pPr>
+      <w:r>
+        <w:rPr>
+          <w:rFonts w:ascii="Times New Roman" w:hAnsi="Times New Roman" w:cs="Times New Roman"/>
+          <w:sz w:val="24"/>
+          <w:szCs w:val="24"/>
+        </w:rPr>
+        <w:t>Descrição:</w:t>
+      </w:r>
+      <w:r>
+        <w:rPr>
+          <w:rFonts w:ascii="Times New Roman" w:hAnsi="Times New Roman" w:cs="Times New Roman"/>
+          <w:sz w:val="24"/>
+          <w:szCs w:val="24"/>
+        </w:rPr>
+        <w:t xml:space="preserve"> </w:t>
+      </w:r>
+      <w:r>
+        <w:rPr>
+          <w:rFonts w:ascii="Times New Roman" w:hAnsi="Times New Roman" w:cs="Times New Roman"/>
+          <w:sz w:val="24"/>
+          <w:szCs w:val="24"/>
+        </w:rPr>
+        <w:t>O sistema deve possuir boa legibilidade, com fontes adequadas e navegação simples</w:t>
+      </w:r>
+      <w:r>
+        <w:rPr>
+          <w:rFonts w:ascii="Times New Roman" w:hAnsi="Times New Roman" w:cs="Times New Roman"/>
+          <w:sz w:val="24"/>
+          <w:szCs w:val="24"/>
+        </w:rPr>
+        <w:t>.</w:t>
+      </w:r>
+    </w:p>
+    <w:p>
+      <w:pPr>
         <w:rPr>
           <w:rFonts w:ascii="Times New Roman" w:hAnsi="Times New Roman" w:cs="Times New Roman"/>
           <w:sz w:val="24"/>
@@ -509,15 +551,94 @@
     <w:p>
       <w:pPr>
         <w:rPr>
-          <w:rFonts w:ascii="Times New Roman" w:hAnsi="Times New Roman" w:cs="Times New Roman"/>
-          <w:sz w:val="24"/>
-          <w:szCs w:val="24"/>
           <w:lang w:eastAsia="pt-BR"/>
         </w:rPr>
       </w:pPr>
     </w:p>
     <w:p>
       <w:pPr>
+        <w:rPr>
+          <w:rFonts w:ascii="Times New Roman" w:hAnsi="Times New Roman" w:cs="Times New Roman"/>
+          <w:sz w:val="24"/>
+          <w:szCs w:val="24"/>
+        </w:rPr>
+      </w:pPr>
+      <w:r>
+        <w:rPr>
+          <w:rFonts w:ascii="Times New Roman" w:hAnsi="Times New Roman" w:cs="Times New Roman"/>
+          <w:sz w:val="24"/>
+          <w:szCs w:val="24"/>
+        </w:rPr>
+        <w:t>RNF 3</w:t>
+      </w:r>
+      <w:r>
+        <w:rPr>
+          <w:rFonts w:ascii="Times New Roman" w:hAnsi="Times New Roman" w:cs="Times New Roman"/>
+          <w:sz w:val="24"/>
+          <w:szCs w:val="24"/>
+        </w:rPr>
+        <w:t xml:space="preserve"> – </w:t>
+      </w:r>
+      <w:r>
+        <w:rPr>
+          <w:rFonts w:ascii="Times New Roman" w:hAnsi="Times New Roman" w:cs="Times New Roman"/>
+          <w:sz w:val="24"/>
+          <w:szCs w:val="24"/>
+        </w:rPr>
+        <w:t>Acessibilidade</w:t>
+      </w:r>
+    </w:p>
+    <w:p>
+      <w:pPr>
+        <w:rPr>
+          <w:rFonts w:ascii="Times New Roman" w:hAnsi="Times New Roman" w:cs="Times New Roman"/>
+          <w:sz w:val="24"/>
+          <w:szCs w:val="24"/>
+        </w:rPr>
+      </w:pPr>
+      <w:r>
+        <w:rPr>
+          <w:rFonts w:ascii="Times New Roman" w:hAnsi="Times New Roman" w:cs="Times New Roman"/>
+          <w:sz w:val="24"/>
+          <w:szCs w:val="24"/>
+        </w:rPr>
+        <w:t>Descrição:</w:t>
+      </w:r>
+      <w:r>
+        <w:rPr>
+          <w:rFonts w:ascii="Times New Roman" w:hAnsi="Times New Roman" w:cs="Times New Roman"/>
+          <w:sz w:val="24"/>
+          <w:szCs w:val="24"/>
+        </w:rPr>
+        <w:t xml:space="preserve"> sistema deve r</w:t>
+      </w:r>
+      <w:r>
+        <w:rPr>
+          <w:rFonts w:ascii="Times New Roman" w:hAnsi="Times New Roman" w:cs="Times New Roman"/>
+          <w:sz w:val="24"/>
+          <w:szCs w:val="24"/>
+        </w:rPr>
+        <w:t>esponder às requisições em até 5</w:t>
+      </w:r>
+      <w:r>
+        <w:rPr>
+          <w:rFonts w:ascii="Times New Roman" w:hAnsi="Times New Roman" w:cs="Times New Roman"/>
+          <w:sz w:val="24"/>
+          <w:szCs w:val="24"/>
+        </w:rPr>
+        <w:t xml:space="preserve"> segundos</w:t>
+      </w:r>
+      <w:r>
+        <w:rPr>
+          <w:rFonts w:ascii="Times New Roman" w:hAnsi="Times New Roman" w:cs="Times New Roman"/>
+          <w:sz w:val="24"/>
+          <w:szCs w:val="24"/>
+        </w:rPr>
+        <w:t>.</w:t>
+      </w:r>
+    </w:p>
+    <w:p>
+      <w:pPr>
         <w:pStyle w:val="Ttulo4"/>
         <w:rPr>
           <w:rFonts w:ascii="Times New Roman" w:hAnsi="Times New Roman" w:cs="Times New Roman"/>
@@ -547,6 +668,221 @@
     </w:p>
     <w:p>
       <w:pPr>
+        <w:rPr>
+          <w:lang w:eastAsia="pt-BR"/>
+        </w:rPr>
+      </w:pPr>
+    </w:p>
+    <w:p>
+      <w:pPr>
+        <w:rPr>
+          <w:rFonts w:ascii="Times New Roman" w:hAnsi="Times New Roman" w:cs="Times New Roman"/>
+          <w:sz w:val="24"/>
+          <w:szCs w:val="24"/>
+        </w:rPr>
+      </w:pPr>
+      <w:r>
+        <w:rPr>
+          <w:rFonts w:ascii="Times New Roman" w:hAnsi="Times New Roman" w:cs="Times New Roman"/>
+          <w:sz w:val="24"/>
+          <w:szCs w:val="24"/>
+        </w:rPr>
+        <w:t>RNF 4</w:t>
+      </w:r>
+      <w:r>
+        <w:rPr>
+          <w:rFonts w:ascii="Times New Roman" w:hAnsi="Times New Roman" w:cs="Times New Roman"/>
+          <w:sz w:val="24"/>
+          <w:szCs w:val="24"/>
+        </w:rPr>
+        <w:t xml:space="preserve"> – </w:t>
+      </w:r>
+      <w:r>
+        <w:rPr>
+          <w:rFonts w:ascii="Times New Roman" w:hAnsi="Times New Roman" w:cs="Times New Roman"/>
+          <w:sz w:val="24"/>
+          <w:szCs w:val="24"/>
+        </w:rPr>
+        <w:t>Acessibilidade</w:t>
+      </w:r>
+    </w:p>
+    <w:p>
+      <w:pPr>
+        <w:rPr>
+          <w:rFonts w:ascii="Times New Roman" w:hAnsi="Times New Roman" w:cs="Times New Roman"/>
+          <w:sz w:val="24"/>
+          <w:szCs w:val="24"/>
+        </w:rPr>
+      </w:pPr>
+      <w:r>
+        <w:rPr>
+          <w:rFonts w:ascii="Times New Roman" w:hAnsi="Times New Roman" w:cs="Times New Roman"/>
+          <w:sz w:val="24"/>
+          <w:szCs w:val="24"/>
+        </w:rPr>
+        <w:t>Descrição: O sistema deve garantir que as operações sejam realizadas corretamente, sem perda de dados.</w:t>
+      </w:r>
+    </w:p>
+    <w:p>
+      <w:pPr>
+        <w:rPr>
+          <w:rFonts w:ascii="Times New Roman" w:hAnsi="Times New Roman" w:cs="Times New Roman"/>
+          <w:sz w:val="24"/>
+          <w:szCs w:val="24"/>
+          <w:lang w:eastAsia="pt-BR"/>
+        </w:rPr>
+      </w:pPr>
+    </w:p>
+    <w:p>
+      <w:pPr>
+        <w:pStyle w:val="Ttulo3"/>
+        <w:rPr>
+          <w:rFonts w:ascii="Times New Roman" w:hAnsi="Times New Roman" w:cs="Times New Roman"/>
+          <w:color w:val="auto"/>
+        </w:rPr>
+      </w:pPr>
+      <w:bookmarkStart w:id="4" w:name="_Toc98916004"/>
+      <w:r>
+        <w:rPr>
+          <w:rFonts w:ascii="Times New Roman" w:hAnsi="Times New Roman" w:cs="Times New Roman"/>
+          <w:color w:val="auto"/>
+        </w:rPr>
+        <w:t>1.4 Portabilidade</w:t>
+      </w:r>
+      <w:bookmarkEnd w:id="4"/>
+    </w:p>
+    <w:p>
+      <w:pPr>
+        <w:rPr>
+          <w:lang w:eastAsia="pt-BR"/>
+        </w:rPr>
+      </w:pPr>
+    </w:p>
+    <w:p>
+      <w:pPr>
+        <w:rPr>
+          <w:rFonts w:ascii="Times New Roman" w:hAnsi="Times New Roman" w:cs="Times New Roman"/>
+          <w:sz w:val="24"/>
+          <w:szCs w:val="24"/>
+        </w:rPr>
+      </w:pPr>
+      <w:r>
+        <w:rPr>
+          <w:rFonts w:ascii="Times New Roman" w:hAnsi="Times New Roman" w:cs="Times New Roman"/>
+          <w:sz w:val="24"/>
+          <w:szCs w:val="24"/>
+        </w:rPr>
+        <w:lastRenderedPageBreak/>
+        <w:t>RNF 5</w:t>
+      </w:r>
+      <w:bookmarkStart w:id="5" w:name="_GoBack"/>
+      <w:bookmarkEnd w:id="5"/>
+      <w:r>
+        <w:rPr>
+          <w:rFonts w:ascii="Times New Roman" w:hAnsi="Times New Roman" w:cs="Times New Roman"/>
+          <w:sz w:val="24"/>
+          <w:szCs w:val="24"/>
+        </w:rPr>
+        <w:t xml:space="preserve"> – Compatibilidade</w:t>
+      </w:r>
+    </w:p>
+    <w:p>
+      <w:pPr>
+        <w:rPr>
+          <w:rFonts w:ascii="Times New Roman" w:hAnsi="Times New Roman" w:cs="Times New Roman"/>
+          <w:sz w:val="24"/>
+          <w:szCs w:val="24"/>
+        </w:rPr>
+      </w:pPr>
+      <w:r>
+        <w:rPr>
+          <w:rFonts w:ascii="Times New Roman" w:hAnsi="Times New Roman" w:cs="Times New Roman"/>
+          <w:sz w:val="24"/>
+          <w:szCs w:val="24"/>
+        </w:rPr>
+        <w:br/>
+        <w:t>Descrição: O sistema deve funcionar em navegadores modernos (</w:t>
+      </w:r>
+      <w:proofErr w:type="spellStart"/>
+      <w:r>
+        <w:rPr>
+          <w:rFonts w:ascii="Times New Roman" w:hAnsi="Times New Roman" w:cs="Times New Roman"/>
+          <w:sz w:val="24"/>
+          <w:szCs w:val="24"/>
+        </w:rPr>
+        <w:t>Chrome</w:t>
+      </w:r>
+      <w:proofErr w:type="spellEnd"/>
+      <w:r>
+        <w:rPr>
+          <w:rFonts w:ascii="Times New Roman" w:hAnsi="Times New Roman" w:cs="Times New Roman"/>
+          <w:sz w:val="24"/>
+          <w:szCs w:val="24"/>
+        </w:rPr>
+        <w:t xml:space="preserve">, </w:t>
+      </w:r>
+      <w:r>
+        <w:rPr>
+          <w:rFonts w:ascii="Times New Roman" w:hAnsi="Times New Roman" w:cs="Times New Roman"/>
+          <w:sz w:val="24"/>
+          <w:szCs w:val="24"/>
+        </w:rPr>
+        <w:t>Firefox</w:t>
+      </w:r>
+      <w:r>
+        <w:rPr>
+          <w:rFonts w:ascii="Times New Roman" w:hAnsi="Times New Roman" w:cs="Times New Roman"/>
+          <w:sz w:val="24"/>
+          <w:szCs w:val="24"/>
+        </w:rPr>
+        <w:t>.).</w:t>
+      </w:r>
+    </w:p>
+    <w:p>
+      <w:pPr>
+        <w:rPr>
+          <w:rFonts w:ascii="Times New Roman" w:hAnsi="Times New Roman" w:cs="Times New Roman"/>
+          <w:sz w:val="24"/>
+          <w:szCs w:val="24"/>
+        </w:rPr>
+      </w:pPr>
+    </w:p>
+    <w:p>
+      <w:pPr>
+        <w:pStyle w:val="Ttulo2"/>
+        <w:rPr>
+          <w:rFonts w:ascii="Times New Roman" w:hAnsi="Times New Roman" w:cs="Times New Roman"/>
+          <w:b/>
+          <w:color w:val="auto"/>
+          <w:sz w:val="24"/>
+          <w:szCs w:val="24"/>
+        </w:rPr>
+      </w:pPr>
+      <w:bookmarkStart w:id="6" w:name="_Toc98916005"/>
+      <w:r>
+        <w:rPr>
+          <w:rFonts w:ascii="Times New Roman" w:hAnsi="Times New Roman" w:cs="Times New Roman"/>
+          <w:b/>
+          <w:color w:val="auto"/>
+          <w:sz w:val="24"/>
+          <w:szCs w:val="24"/>
+        </w:rPr>
+        <w:t xml:space="preserve">2. </w:t>
+      </w:r>
+      <w:r>
+        <w:rPr>
+          <w:rFonts w:ascii="Times New Roman" w:hAnsi="Times New Roman" w:cs="Times New Roman"/>
+          <w:b/>
+          <w:color w:val="auto"/>
+          <w:sz w:val="24"/>
+          <w:szCs w:val="24"/>
+        </w:rPr>
+        <w:t>Organizacional</w:t>
+      </w:r>
+      <w:bookmarkEnd w:id="6"/>
+    </w:p>
+    <w:p>
+      <w:pPr>
         <w:pStyle w:val="Ttulo4"/>
         <w:rPr>
           <w:rFonts w:ascii="Times New Roman" w:hAnsi="Times New Roman" w:cs="Times New Roman"/>
@@ -558,6 +894,179 @@
     </w:p>
     <w:p>
       <w:pPr>
+        <w:pStyle w:val="Ttulo3"/>
+        <w:rPr>
+          <w:rFonts w:ascii="Times New Roman" w:hAnsi="Times New Roman" w:cs="Times New Roman"/>
+          <w:color w:val="auto"/>
+        </w:rPr>
+      </w:pPr>
+      <w:bookmarkStart w:id="7" w:name="_Toc98916006"/>
+      <w:r>
+        <w:rPr>
+          <w:rFonts w:ascii="Times New Roman" w:hAnsi="Times New Roman" w:cs="Times New Roman"/>
+          <w:color w:val="auto"/>
+        </w:rPr>
+        <w:t>2.1 Entrega</w:t>
+      </w:r>
+      <w:bookmarkEnd w:id="7"/>
+    </w:p>
+    <w:p>
+      <w:pPr>
+        <w:rPr>
+          <w:rFonts w:ascii="Times New Roman" w:hAnsi="Times New Roman" w:cs="Times New Roman"/>
+          <w:sz w:val="24"/>
+          <w:szCs w:val="24"/>
+        </w:rPr>
+      </w:pPr>
+    </w:p>
+    <w:p>
+      <w:pPr>
+        <w:pStyle w:val="Ttulo3"/>
+        <w:rPr>
+          <w:rFonts w:ascii="Times New Roman" w:hAnsi="Times New Roman" w:cs="Times New Roman"/>
+          <w:color w:val="auto"/>
+        </w:rPr>
+      </w:pPr>
+      <w:bookmarkStart w:id="8" w:name="_Toc98916007"/>
+      <w:r>
+        <w:rPr>
+          <w:rFonts w:ascii="Times New Roman" w:hAnsi="Times New Roman" w:cs="Times New Roman"/>
+          <w:color w:val="auto"/>
+        </w:rPr>
+        <w:t>2.2 Implementação</w:t>
+      </w:r>
+      <w:bookmarkEnd w:id="8"/>
+    </w:p>
+    <w:p>
+      <w:pPr>
+        <w:pStyle w:val="Ttulo4"/>
+        <w:rPr>
+          <w:rFonts w:ascii="Times New Roman" w:hAnsi="Times New Roman" w:cs="Times New Roman"/>
+          <w:color w:val="auto"/>
+          <w:sz w:val="24"/>
+          <w:szCs w:val="24"/>
+        </w:rPr>
+      </w:pPr>
+    </w:p>
+    <w:p>
+      <w:pPr>
+        <w:pStyle w:val="Ttulo3"/>
+        <w:rPr>
+          <w:rFonts w:ascii="Times New Roman" w:hAnsi="Times New Roman" w:cs="Times New Roman"/>
+          <w:color w:val="auto"/>
+        </w:rPr>
+      </w:pPr>
+      <w:bookmarkStart w:id="9" w:name="_Toc98916008"/>
+      <w:r>
+        <w:rPr>
+          <w:rFonts w:ascii="Times New Roman" w:hAnsi="Times New Roman" w:cs="Times New Roman"/>
+          <w:color w:val="auto"/>
+        </w:rPr>
+        <w:t>2.3 Padrão</w:t>
+      </w:r>
+      <w:bookmarkEnd w:id="9"/>
+    </w:p>
+    <w:p>
+      <w:pPr>
+        <w:pStyle w:val="Ttulo3"/>
+        <w:rPr>
+          <w:rFonts w:ascii="Times New Roman" w:hAnsi="Times New Roman" w:cs="Times New Roman"/>
+          <w:color w:val="auto"/>
+        </w:rPr>
+      </w:pPr>
+    </w:p>
+    <w:p>
+      <w:pPr>
+        <w:pStyle w:val="Ttulo2"/>
+        <w:rPr>
+          <w:rFonts w:ascii="Times New Roman" w:hAnsi="Times New Roman" w:cs="Times New Roman"/>
+          <w:b/>
+          <w:color w:val="auto"/>
+          <w:sz w:val="24"/>
+          <w:szCs w:val="24"/>
+        </w:rPr>
+      </w:pPr>
+      <w:bookmarkStart w:id="10" w:name="_Toc98916009"/>
+      <w:r>
+        <w:rPr>
+          <w:rFonts w:ascii="Times New Roman" w:hAnsi="Times New Roman" w:cs="Times New Roman"/>
+          <w:b/>
+          <w:color w:val="auto"/>
+          <w:sz w:val="24"/>
+          <w:szCs w:val="24"/>
+        </w:rPr>
+        <w:t xml:space="preserve">3. </w:t>
+      </w:r>
+      <w:r>
+        <w:rPr>
+          <w:rFonts w:ascii="Times New Roman" w:hAnsi="Times New Roman" w:cs="Times New Roman"/>
+          <w:b/>
+          <w:color w:val="auto"/>
+          <w:sz w:val="24"/>
+          <w:szCs w:val="24"/>
+        </w:rPr>
+        <w:t>Externo</w:t>
+      </w:r>
+      <w:bookmarkEnd w:id="10"/>
+    </w:p>
+    <w:p>
+      <w:pPr>
+        <w:pStyle w:val="Ttulo4"/>
+        <w:rPr>
+          <w:rFonts w:ascii="Times New Roman" w:hAnsi="Times New Roman" w:cs="Times New Roman"/>
+          <w:color w:val="auto"/>
+          <w:sz w:val="24"/>
+          <w:szCs w:val="24"/>
+        </w:rPr>
+      </w:pPr>
+    </w:p>
+    <w:p>
+      <w:pPr>
+        <w:pStyle w:val="Ttulo3"/>
+        <w:rPr>
+          <w:rFonts w:ascii="Times New Roman" w:hAnsi="Times New Roman" w:cs="Times New Roman"/>
+          <w:color w:val="auto"/>
+        </w:rPr>
+      </w:pPr>
+      <w:bookmarkStart w:id="11" w:name="_Toc98916010"/>
+      <w:r>
+        <w:rPr>
+          <w:rFonts w:ascii="Times New Roman" w:hAnsi="Times New Roman" w:cs="Times New Roman"/>
+          <w:color w:val="auto"/>
+        </w:rPr>
+        <w:t>3.1 Interoperabilidade</w:t>
+      </w:r>
+      <w:bookmarkEnd w:id="11"/>
+    </w:p>
+    <w:p>
+      <w:pPr>
+        <w:rPr>
+          <w:rFonts w:ascii="Times New Roman" w:hAnsi="Times New Roman" w:cs="Times New Roman"/>
+          <w:sz w:val="24"/>
+          <w:szCs w:val="24"/>
+        </w:rPr>
+      </w:pPr>
+    </w:p>
+    <w:p>
+      <w:pPr>
+        <w:pStyle w:val="Ttulo3"/>
+        <w:rPr>
+          <w:rFonts w:ascii="Times New Roman" w:hAnsi="Times New Roman" w:cs="Times New Roman"/>
+          <w:color w:val="auto"/>
+        </w:rPr>
+      </w:pPr>
+      <w:bookmarkStart w:id="12" w:name="_Toc98916011"/>
+      <w:r>
+        <w:rPr>
+          <w:rFonts w:ascii="Times New Roman" w:hAnsi="Times New Roman" w:cs="Times New Roman"/>
+          <w:color w:val="auto"/>
+        </w:rPr>
+        <w:t>3.2 Legal</w:t>
+      </w:r>
+      <w:bookmarkEnd w:id="12"/>
+    </w:p>
+    <w:p>
+      <w:pPr>
         <w:rPr>
           <w:rFonts w:ascii="Times New Roman" w:hAnsi="Times New Roman" w:cs="Times New Roman"/>
           <w:sz w:val="24"/>
@@ -574,80 +1083,6 @@
           <w:color w:val="auto"/>
         </w:rPr>
       </w:pPr>
-      <w:bookmarkStart w:id="4" w:name="_Toc98916004"/>
-      <w:r>
-        <w:rPr>
-          <w:rFonts w:ascii="Times New Roman" w:hAnsi="Times New Roman" w:cs="Times New Roman"/>
-          <w:color w:val="auto"/>
-        </w:rPr>
-        <w:t>1.4 Portabilidade</w:t>
-      </w:r>
-      <w:bookmarkEnd w:id="4"/>
-    </w:p>
-    <w:p>
-      <w:pPr>
-        <w:rPr>
-          <w:rFonts w:ascii="Times New Roman" w:hAnsi="Times New Roman" w:cs="Times New Roman"/>
-          <w:sz w:val="24"/>
-          <w:szCs w:val="24"/>
-        </w:rPr>
-      </w:pPr>
-    </w:p>
-    <w:p>
-      <w:pPr>
-        <w:rPr>
-          <w:rFonts w:ascii="Times New Roman" w:hAnsi="Times New Roman" w:cs="Times New Roman"/>
-          <w:sz w:val="24"/>
-          <w:szCs w:val="24"/>
-        </w:rPr>
-      </w:pPr>
-    </w:p>
-    <w:p>
-      <w:pPr>
-        <w:pStyle w:val="Ttulo2"/>
-        <w:rPr>
-          <w:rFonts w:ascii="Times New Roman" w:hAnsi="Times New Roman" w:cs="Times New Roman"/>
-          <w:b/>
-          <w:color w:val="auto"/>
-          <w:sz w:val="24"/>
-          <w:szCs w:val="24"/>
-        </w:rPr>
-      </w:pPr>
-      <w:bookmarkStart w:id="5" w:name="_Toc98916005"/>
-      <w:r>
-        <w:rPr>
-          <w:rFonts w:ascii="Times New Roman" w:hAnsi="Times New Roman" w:cs="Times New Roman"/>
-          <w:b/>
-          <w:color w:val="auto"/>
-          <w:sz w:val="24"/>
-          <w:szCs w:val="24"/>
-        </w:rPr>
-        <w:t xml:space="preserve">2. </w:t>
-      </w:r>
-      <w:bookmarkStart w:id="6" w:name="_GoBack"/>
-      <w:bookmarkEnd w:id="6"/>
-      <w:r>
-        <w:rPr>
-          <w:rFonts w:ascii="Times New Roman" w:hAnsi="Times New Roman" w:cs="Times New Roman"/>
-          <w:b/>
-          <w:color w:val="auto"/>
-          <w:sz w:val="24"/>
-          <w:szCs w:val="24"/>
-        </w:rPr>
-        <w:t>Organizacional</w:t>
-      </w:r>
-      <w:bookmarkEnd w:id="5"/>
-    </w:p>
-    <w:p>
-      <w:pPr>
-        <w:pStyle w:val="Ttulo4"/>
-        <w:rPr>
-          <w:rFonts w:ascii="Times New Roman" w:hAnsi="Times New Roman" w:cs="Times New Roman"/>
-          <w:color w:val="auto"/>
-          <w:sz w:val="24"/>
-          <w:szCs w:val="24"/>
-        </w:rPr>
-      </w:pPr>
     </w:p>
     <w:p>
       <w:pPr>
@@ -657,203 +1092,7 @@
           <w:color w:val="auto"/>
         </w:rPr>
       </w:pPr>
-      <w:bookmarkStart w:id="7" w:name="_Toc98916006"/>
-      <w:r>
-        <w:rPr>
-          <w:rFonts w:ascii="Times New Roman" w:hAnsi="Times New Roman" w:cs="Times New Roman"/>
-          <w:color w:val="auto"/>
-        </w:rPr>
-        <w:t>2.1 Entrega</w:t>
-      </w:r>
-      <w:bookmarkEnd w:id="7"/>
-    </w:p>
-    <w:p>
-      <w:pPr>
-        <w:rPr>
-          <w:rFonts w:ascii="Times New Roman" w:hAnsi="Times New Roman" w:cs="Times New Roman"/>
-          <w:sz w:val="24"/>
-          <w:szCs w:val="24"/>
-        </w:rPr>
-      </w:pPr>
-    </w:p>
-    <w:p>
-      <w:pPr>
-        <w:pStyle w:val="Ttulo3"/>
-        <w:rPr>
-          <w:rFonts w:ascii="Times New Roman" w:hAnsi="Times New Roman" w:cs="Times New Roman"/>
-          <w:color w:val="auto"/>
-        </w:rPr>
-      </w:pPr>
-      <w:bookmarkStart w:id="8" w:name="_Toc98916007"/>
-      <w:r>
-        <w:rPr>
-          <w:rFonts w:ascii="Times New Roman" w:hAnsi="Times New Roman" w:cs="Times New Roman"/>
-          <w:color w:val="auto"/>
-        </w:rPr>
-        <w:lastRenderedPageBreak/>
-        <w:t>2.2 Implementação</w:t>
-      </w:r>
-      <w:bookmarkEnd w:id="8"/>
-    </w:p>
-    <w:p>
-      <w:pPr>
-        <w:pStyle w:val="Ttulo4"/>
-        <w:rPr>
-          <w:rFonts w:ascii="Times New Roman" w:hAnsi="Times New Roman" w:cs="Times New Roman"/>
-          <w:color w:val="auto"/>
-          <w:sz w:val="24"/>
-          <w:szCs w:val="24"/>
-        </w:rPr>
-      </w:pPr>
-    </w:p>
-    <w:p>
-      <w:pPr>
-        <w:pStyle w:val="Ttulo3"/>
-        <w:rPr>
-          <w:rFonts w:ascii="Times New Roman" w:hAnsi="Times New Roman" w:cs="Times New Roman"/>
-          <w:color w:val="auto"/>
-        </w:rPr>
-      </w:pPr>
-      <w:bookmarkStart w:id="9" w:name="_Toc98916008"/>
-      <w:r>
-        <w:rPr>
-          <w:rFonts w:ascii="Times New Roman" w:hAnsi="Times New Roman" w:cs="Times New Roman"/>
-          <w:color w:val="auto"/>
-        </w:rPr>
-        <w:t>2.3 Padrão</w:t>
-      </w:r>
-      <w:bookmarkEnd w:id="9"/>
-    </w:p>
-    <w:p>
-      <w:pPr>
-        <w:pStyle w:val="Ttulo3"/>
-        <w:rPr>
-          <w:rFonts w:ascii="Times New Roman" w:hAnsi="Times New Roman" w:cs="Times New Roman"/>
-          <w:color w:val="auto"/>
-        </w:rPr>
-      </w:pPr>
-    </w:p>
-    <w:p>
-      <w:pPr>
-        <w:pStyle w:val="Ttulo2"/>
-        <w:rPr>
-          <w:rFonts w:ascii="Times New Roman" w:hAnsi="Times New Roman" w:cs="Times New Roman"/>
-          <w:b/>
-          <w:color w:val="auto"/>
-          <w:sz w:val="24"/>
-          <w:szCs w:val="24"/>
-        </w:rPr>
-      </w:pPr>
-      <w:bookmarkStart w:id="10" w:name="_Toc98916009"/>
-      <w:r>
-        <w:rPr>
-          <w:rFonts w:ascii="Times New Roman" w:hAnsi="Times New Roman" w:cs="Times New Roman"/>
-          <w:b/>
-          <w:color w:val="auto"/>
-          <w:sz w:val="24"/>
-          <w:szCs w:val="24"/>
-        </w:rPr>
-        <w:t xml:space="preserve">3. </w:t>
-      </w:r>
-      <w:r>
-        <w:rPr>
-          <w:rFonts w:ascii="Times New Roman" w:hAnsi="Times New Roman" w:cs="Times New Roman"/>
-          <w:b/>
-          <w:color w:val="auto"/>
-          <w:sz w:val="24"/>
-          <w:szCs w:val="24"/>
-        </w:rPr>
-        <w:t>Externo</w:t>
-      </w:r>
-      <w:bookmarkEnd w:id="10"/>
-    </w:p>
-    <w:p>
-      <w:pPr>
-        <w:pStyle w:val="Ttulo4"/>
-        <w:rPr>
-          <w:rFonts w:ascii="Times New Roman" w:hAnsi="Times New Roman" w:cs="Times New Roman"/>
-          <w:color w:val="auto"/>
-          <w:sz w:val="24"/>
-          <w:szCs w:val="24"/>
-        </w:rPr>
-      </w:pPr>
-    </w:p>
-    <w:p>
-      <w:pPr>
-        <w:pStyle w:val="Ttulo3"/>
-        <w:rPr>
-          <w:rFonts w:ascii="Times New Roman" w:hAnsi="Times New Roman" w:cs="Times New Roman"/>
-          <w:color w:val="auto"/>
-        </w:rPr>
-      </w:pPr>
-      <w:bookmarkStart w:id="11" w:name="_Toc98916010"/>
-      <w:r>
-        <w:rPr>
-          <w:rFonts w:ascii="Times New Roman" w:hAnsi="Times New Roman" w:cs="Times New Roman"/>
-          <w:color w:val="auto"/>
-        </w:rPr>
-        <w:t>3.1 Interoperabilidade</w:t>
-      </w:r>
-      <w:bookmarkEnd w:id="11"/>
-    </w:p>
-    <w:p>
-      <w:pPr>
-        <w:rPr>
-          <w:rFonts w:ascii="Times New Roman" w:hAnsi="Times New Roman" w:cs="Times New Roman"/>
-          <w:sz w:val="24"/>
-          <w:szCs w:val="24"/>
-        </w:rPr>
-      </w:pPr>
-    </w:p>
-    <w:p>
-      <w:pPr>
-        <w:pStyle w:val="Ttulo3"/>
-        <w:rPr>
-          <w:rFonts w:ascii="Times New Roman" w:hAnsi="Times New Roman" w:cs="Times New Roman"/>
-          <w:color w:val="auto"/>
-        </w:rPr>
-      </w:pPr>
-      <w:bookmarkStart w:id="12" w:name="_Toc98916011"/>
-      <w:proofErr w:type="gramStart"/>
-      <w:r>
-        <w:rPr>
-          <w:rFonts w:ascii="Times New Roman" w:hAnsi="Times New Roman" w:cs="Times New Roman"/>
-          <w:color w:val="auto"/>
-        </w:rPr>
-        <w:t>3.2 Legal</w:t>
-      </w:r>
-      <w:bookmarkEnd w:id="12"/>
-      <w:proofErr w:type="gramEnd"/>
-    </w:p>
-    <w:p>
-      <w:pPr>
-        <w:rPr>
-          <w:rFonts w:ascii="Times New Roman" w:hAnsi="Times New Roman" w:cs="Times New Roman"/>
-          <w:sz w:val="24"/>
-          <w:szCs w:val="24"/>
-          <w:lang w:eastAsia="pt-BR"/>
-        </w:rPr>
-      </w:pPr>
-    </w:p>
-    <w:p>
-      <w:pPr>
-        <w:pStyle w:val="Ttulo3"/>
-        <w:rPr>
-          <w:rFonts w:ascii="Times New Roman" w:hAnsi="Times New Roman" w:cs="Times New Roman"/>
-          <w:color w:val="auto"/>
-        </w:rPr>
-      </w:pPr>
-    </w:p>
-    <w:p>
-      <w:pPr>
-        <w:pStyle w:val="Ttulo3"/>
-        <w:rPr>
-          <w:rFonts w:ascii="Times New Roman" w:hAnsi="Times New Roman" w:cs="Times New Roman"/>
-          <w:color w:val="auto"/>
-        </w:rPr>
-      </w:pPr>
       <w:bookmarkStart w:id="13" w:name="_Toc98916012"/>
-      <w:proofErr w:type="gramStart"/>
       <w:r>
         <w:rPr>
           <w:rFonts w:ascii="Times New Roman" w:hAnsi="Times New Roman" w:cs="Times New Roman"/>
@@ -862,7 +1101,6 @@
         <w:t>3.3 Ético</w:t>
       </w:r>
       <w:bookmarkEnd w:id="13"/>
-      <w:proofErr w:type="gramEnd"/>
     </w:p>
     <w:p>
       <w:pPr>
@@ -973,7 +1211,7 @@
 </file>
 
 <file path=word/endnotes.xml><?xml version="1.0" encoding="utf-8"?>
-<w:endnotes xmlns:wpc="http://schemas.microsoft.com/office/word/2010/wordprocessingCanvas" xmlns:cx="http://schemas.microsoft.com/office/drawing/2014/chartex" xmlns:cx1="http://schemas.microsoft.com/office/drawing/2015/9/8/chartex" xmlns:mc="http://schemas.openxmlformats.org/markup-compatibility/2006" xmlns:o="urn:schemas-microsoft-com:office:office" xmlns:r="http://schemas.openxmlformats.org/officeDocument/2006/relationships" xmlns:m="http://schemas.openxmlformats.org/officeDocument/2006/math" xmlns:v="urn:schemas-microsoft-com:vml" xmlns:wp14="http://schemas.microsoft.com/office/word/2010/wordprocessingDrawing" xmlns:wp="http://schemas.openxmlformats.org/drawingml/2006/wordprocessingDrawing" xmlns:w10="urn:schemas-microsoft-com:office:word" xmlns:w="http://schemas.openxmlformats.org/wordprocessingml/2006/main" xmlns:w14="http://schemas.microsoft.com/office/word/2010/wordml" xmlns:w15="http://schemas.microsoft.com/office/word/2012/wordml" xmlns:w16se="http://schemas.microsoft.com/office/word/2015/wordml/symex" xmlns:wpg="http://schemas.microsoft.com/office/word/2010/wordprocessingGroup" xmlns:wpi="http://schemas.microsoft.com/office/word/2010/wordprocessingInk" xmlns:wne="http://schemas.microsoft.com/office/word/2006/wordml" xmlns:wps="http://schemas.microsoft.com/office/word/2010/wordprocessingShape" mc:Ignorable="w14 w15 w16se wp14">
+<w:endnotes xmlns:wpc="http://schemas.microsoft.com/office/word/2010/wordprocessingCanvas" xmlns:mc="http://schemas.openxmlformats.org/markup-compatibility/2006" xmlns:o="urn:schemas-microsoft-com:office:office" xmlns:r="http://schemas.openxmlformats.org/officeDocument/2006/relationships" xmlns:m="http://schemas.openxmlformats.org/officeDocument/2006/math" xmlns:v="urn:schemas-microsoft-com:vml" xmlns:wp14="http://schemas.microsoft.com/office/word/2010/wordprocessingDrawing" xmlns:wp="http://schemas.openxmlformats.org/drawingml/2006/wordprocessingDrawing" xmlns:w10="urn:schemas-microsoft-com:office:word" xmlns:w="http://schemas.openxmlformats.org/wordprocessingml/2006/main" xmlns:w14="http://schemas.microsoft.com/office/word/2010/wordml" xmlns:w15="http://schemas.microsoft.com/office/word/2012/wordml" xmlns:wpg="http://schemas.microsoft.com/office/word/2010/wordprocessingGroup" xmlns:wpi="http://schemas.microsoft.com/office/word/2010/wordprocessingInk" xmlns:wne="http://schemas.microsoft.com/office/word/2006/wordml" xmlns:wps="http://schemas.microsoft.com/office/word/2010/wordprocessingShape" mc:Ignorable="w14 w15 wp14">
   <w:endnote w:type="separator" w:id="-1">
     <w:p>
       <w:pPr>
@@ -998,7 +1236,7 @@
 </file>
 
 <file path=word/footer1.xml><?xml version="1.0" encoding="utf-8"?>
-<w:ftr xmlns:wpc="http://schemas.microsoft.com/office/word/2010/wordprocessingCanvas" xmlns:cx="http://schemas.microsoft.com/office/drawing/2014/chartex" xmlns:cx1="http://schemas.microsoft.com/office/drawing/2015/9/8/chartex" xmlns:mc="http://schemas.openxmlformats.org/markup-compatibility/2006" xmlns:o="urn:schemas-microsoft-com:office:office" xmlns:r="http://schemas.openxmlformats.org/officeDocument/2006/relationships" xmlns:m="http://schemas.openxmlformats.org/officeDocument/2006/math" xmlns:v="urn:schemas-microsoft-com:vml" xmlns:wp14="http://schemas.microsoft.com/office/word/2010/wordprocessingDrawing" xmlns:wp="http://schemas.openxmlformats.org/drawingml/2006/wordprocessingDrawing" xmlns:w10="urn:schemas-microsoft-com:office:word" xmlns:w="http://schemas.openxmlformats.org/wordprocessingml/2006/main" xmlns:w14="http://schemas.microsoft.com/office/word/2010/wordml" xmlns:w15="http://schemas.microsoft.com/office/word/2012/wordml" xmlns:w16se="http://schemas.microsoft.com/office/word/2015/wordml/symex" xmlns:wpg="http://schemas.microsoft.com/office/word/2010/wordprocessingGroup" xmlns:wpi="http://schemas.microsoft.com/office/word/2010/wordprocessingInk" xmlns:wne="http://schemas.microsoft.com/office/word/2006/wordml" xmlns:wps="http://schemas.microsoft.com/office/word/2010/wordprocessingShape" mc:Ignorable="w14 w15 w16se wp14">
+<w:ftr xmlns:wpc="http://schemas.microsoft.com/office/word/2010/wordprocessingCanvas" xmlns:mc="http://schemas.openxmlformats.org/markup-compatibility/2006" xmlns:o="urn:schemas-microsoft-com:office:office" xmlns:r="http://schemas.openxmlformats.org/officeDocument/2006/relationships" xmlns:m="http://schemas.openxmlformats.org/officeDocument/2006/math" xmlns:v="urn:schemas-microsoft-com:vml" xmlns:wp14="http://schemas.microsoft.com/office/word/2010/wordprocessingDrawing" xmlns:wp="http://schemas.openxmlformats.org/drawingml/2006/wordprocessingDrawing" xmlns:w10="urn:schemas-microsoft-com:office:word" xmlns:w="http://schemas.openxmlformats.org/wordprocessingml/2006/main" xmlns:w14="http://schemas.microsoft.com/office/word/2010/wordml" xmlns:w15="http://schemas.microsoft.com/office/word/2012/wordml" xmlns:wpg="http://schemas.microsoft.com/office/word/2010/wordprocessingGroup" xmlns:wpi="http://schemas.microsoft.com/office/word/2010/wordprocessingInk" xmlns:wne="http://schemas.microsoft.com/office/word/2006/wordml" xmlns:wps="http://schemas.microsoft.com/office/word/2010/wordprocessingShape" mc:Ignorable="w14 w15 wp14">
   <w:p>
     <w:pPr>
       <w:pStyle w:val="Rodap"/>
@@ -1008,7 +1246,7 @@
 </file>
 
 <file path=word/footer2.xml><?xml version="1.0" encoding="utf-8"?>
-<w:ftr xmlns:wpc="http://schemas.microsoft.com/office/word/2010/wordprocessingCanvas" xmlns:cx="http://schemas.microsoft.com/office/drawing/2014/chartex" xmlns:cx1="http://schemas.microsoft.com/office/drawing/2015/9/8/chartex" xmlns:mc="http://schemas.openxmlformats.org/markup-compatibility/2006" xmlns:o="urn:schemas-microsoft-com:office:office" xmlns:r="http://schemas.openxmlformats.org/officeDocument/2006/relationships" xmlns:m="http://schemas.openxmlformats.org/officeDocument/2006/math" xmlns:v="urn:schemas-microsoft-com:vml" xmlns:wp14="http://schemas.microsoft.com/office/word/2010/wordprocessingDrawing" xmlns:wp="http://schemas.openxmlformats.org/drawingml/2006/wordprocessingDrawing" xmlns:w10="urn:schemas-microsoft-com:office:word" xmlns:w="http://schemas.openxmlformats.org/wordprocessingml/2006/main" xmlns:w14="http://schemas.microsoft.com/office/word/2010/wordml" xmlns:w15="http://schemas.microsoft.com/office/word/2012/wordml" xmlns:w16se="http://schemas.microsoft.com/office/word/2015/wordml/symex" xmlns:wpg="http://schemas.microsoft.com/office/word/2010/wordprocessingGroup" xmlns:wpi="http://schemas.microsoft.com/office/word/2010/wordprocessingInk" xmlns:wne="http://schemas.microsoft.com/office/word/2006/wordml" xmlns:wps="http://schemas.microsoft.com/office/word/2010/wordprocessingShape" mc:Ignorable="w14 w15 w16se wp14">
+<w:ftr xmlns:wpc="http://schemas.microsoft.com/office/word/2010/wordprocessingCanvas" xmlns:mc="http://schemas.openxmlformats.org/markup-compatibility/2006" xmlns:o="urn:schemas-microsoft-com:office:office" xmlns:r="http://schemas.openxmlformats.org/officeDocument/2006/relationships" xmlns:m="http://schemas.openxmlformats.org/officeDocument/2006/math" xmlns:v="urn:schemas-microsoft-com:vml" xmlns:wp14="http://schemas.microsoft.com/office/word/2010/wordprocessingDrawing" xmlns:wp="http://schemas.openxmlformats.org/drawingml/2006/wordprocessingDrawing" xmlns:w10="urn:schemas-microsoft-com:office:word" xmlns:w="http://schemas.openxmlformats.org/wordprocessingml/2006/main" xmlns:w14="http://schemas.microsoft.com/office/word/2010/wordml" xmlns:w15="http://schemas.microsoft.com/office/word/2012/wordml" xmlns:wpg="http://schemas.microsoft.com/office/word/2010/wordprocessingGroup" xmlns:wpi="http://schemas.microsoft.com/office/word/2010/wordprocessingInk" xmlns:wne="http://schemas.microsoft.com/office/word/2006/wordml" xmlns:wps="http://schemas.microsoft.com/office/word/2010/wordprocessingShape" mc:Ignorable="w14 w15 wp14">
   <w:p>
     <w:pPr>
       <w:pStyle w:val="Rodap"/>
@@ -1058,7 +1296,7 @@
         <w:sz w:val="20"/>
         <w:szCs w:val="20"/>
       </w:rPr>
-      <w:t>2</w:t>
+      <w:t>3</w:t>
     </w:r>
     <w:r>
       <w:rPr>
@@ -1107,7 +1345,7 @@
         <w:sz w:val="20"/>
         <w:szCs w:val="20"/>
       </w:rPr>
-      <w:t>2</w:t>
+      <w:t>3</w:t>
     </w:r>
     <w:r>
       <w:rPr>
@@ -1122,7 +1360,7 @@
 </file>
 
 <file path=word/footer3.xml><?xml version="1.0" encoding="utf-8"?>
-<w:ftr xmlns:wpc="http://schemas.microsoft.com/office/word/2010/wordprocessingCanvas" xmlns:cx="http://schemas.microsoft.com/office/drawing/2014/chartex" xmlns:cx1="http://schemas.microsoft.com/office/drawing/2015/9/8/chartex" xmlns:mc="http://schemas.openxmlformats.org/markup-compatibility/2006" xmlns:o="urn:schemas-microsoft-com:office:office" xmlns:r="http://schemas.openxmlformats.org/officeDocument/2006/relationships" xmlns:m="http://schemas.openxmlformats.org/officeDocument/2006/math" xmlns:v="urn:schemas-microsoft-com:vml" xmlns:wp14="http://schemas.microsoft.com/office/word/2010/wordprocessingDrawing" xmlns:wp="http://schemas.openxmlformats.org/drawingml/2006/wordprocessingDrawing" xmlns:w10="urn:schemas-microsoft-com:office:word" xmlns:w="http://schemas.openxmlformats.org/wordprocessingml/2006/main" xmlns:w14="http://schemas.microsoft.com/office/word/2010/wordml" xmlns:w15="http://schemas.microsoft.com/office/word/2012/wordml" xmlns:w16se="http://schemas.microsoft.com/office/word/2015/wordml/symex" xmlns:wpg="http://schemas.microsoft.com/office/word/2010/wordprocessingGroup" xmlns:wpi="http://schemas.microsoft.com/office/word/2010/wordprocessingInk" xmlns:wne="http://schemas.microsoft.com/office/word/2006/wordml" xmlns:wps="http://schemas.microsoft.com/office/word/2010/wordprocessingShape" mc:Ignorable="w14 w15 w16se wp14">
+<w:ftr xmlns:wpc="http://schemas.microsoft.com/office/word/2010/wordprocessingCanvas" xmlns:mc="http://schemas.openxmlformats.org/markup-compatibility/2006" xmlns:o="urn:schemas-microsoft-com:office:office" xmlns:r="http://schemas.openxmlformats.org/officeDocument/2006/relationships" xmlns:m="http://schemas.openxmlformats.org/officeDocument/2006/math" xmlns:v="urn:schemas-microsoft-com:vml" xmlns:wp14="http://schemas.microsoft.com/office/word/2010/wordprocessingDrawing" xmlns:wp="http://schemas.openxmlformats.org/drawingml/2006/wordprocessingDrawing" xmlns:w10="urn:schemas-microsoft-com:office:word" xmlns:w="http://schemas.openxmlformats.org/wordprocessingml/2006/main" xmlns:w14="http://schemas.microsoft.com/office/word/2010/wordml" xmlns:w15="http://schemas.microsoft.com/office/word/2012/wordml" xmlns:wpg="http://schemas.microsoft.com/office/word/2010/wordprocessingGroup" xmlns:wpi="http://schemas.microsoft.com/office/word/2010/wordprocessingInk" xmlns:wne="http://schemas.microsoft.com/office/word/2006/wordml" xmlns:wps="http://schemas.microsoft.com/office/word/2010/wordprocessingShape" mc:Ignorable="w14 w15 wp14">
   <w:p>
     <w:pPr>
       <w:pStyle w:val="Rodap"/>
@@ -1132,7 +1370,7 @@
 </file>
 
 <file path=word/footnotes.xml><?xml version="1.0" encoding="utf-8"?>
-<w:footnotes xmlns:wpc="http://schemas.microsoft.com/office/word/2010/wordprocessingCanvas" xmlns:cx="http://schemas.microsoft.com/office/drawing/2014/chartex" xmlns:cx1="http://schemas.microsoft.com/office/drawing/2015/9/8/chartex" xmlns:mc="http://schemas.openxmlformats.org/markup-compatibility/2006" xmlns:o="urn:schemas-microsoft-com:office:office" xmlns:r="http://schemas.openxmlformats.org/officeDocument/2006/relationships" xmlns:m="http://schemas.openxmlformats.org/officeDocument/2006/math" xmlns:v="urn:schemas-microsoft-com:vml" xmlns:wp14="http://schemas.microsoft.com/office/word/2010/wordprocessingDrawing" xmlns:wp="http://schemas.openxmlformats.org/drawingml/2006/wordprocessingDrawing" xmlns:w10="urn:schemas-microsoft-com:office:word" xmlns:w="http://schemas.openxmlformats.org/wordprocessingml/2006/main" xmlns:w14="http://schemas.microsoft.com/office/word/2010/wordml" xmlns:w15="http://schemas.microsoft.com/office/word/2012/wordml" xmlns:w16se="http://schemas.microsoft.com/office/word/2015/wordml/symex" xmlns:wpg="http://schemas.microsoft.com/office/word/2010/wordprocessingGroup" xmlns:wpi="http://schemas.microsoft.com/office/word/2010/wordprocessingInk" xmlns:wne="http://schemas.microsoft.com/office/word/2006/wordml" xmlns:wps="http://schemas.microsoft.com/office/word/2010/wordprocessingShape" mc:Ignorable="w14 w15 w16se wp14">
+<w:footnotes xmlns:wpc="http://schemas.microsoft.com/office/word/2010/wordprocessingCanvas" xmlns:mc="http://schemas.openxmlformats.org/markup-compatibility/2006" xmlns:o="urn:schemas-microsoft-com:office:office" xmlns:r="http://schemas.openxmlformats.org/officeDocument/2006/relationships" xmlns:m="http://schemas.openxmlformats.org/officeDocument/2006/math" xmlns:v="urn:schemas-microsoft-com:vml" xmlns:wp14="http://schemas.microsoft.com/office/word/2010/wordprocessingDrawing" xmlns:wp="http://schemas.openxmlformats.org/drawingml/2006/wordprocessingDrawing" xmlns:w10="urn:schemas-microsoft-com:office:word" xmlns:w="http://schemas.openxmlformats.org/wordprocessingml/2006/main" xmlns:w14="http://schemas.microsoft.com/office/word/2010/wordml" xmlns:w15="http://schemas.microsoft.com/office/word/2012/wordml" xmlns:wpg="http://schemas.microsoft.com/office/word/2010/wordprocessingGroup" xmlns:wpi="http://schemas.microsoft.com/office/word/2010/wordprocessingInk" xmlns:wne="http://schemas.microsoft.com/office/word/2006/wordml" xmlns:wps="http://schemas.microsoft.com/office/word/2010/wordprocessingShape" mc:Ignorable="w14 w15 wp14">
   <w:footnote w:type="separator" w:id="-1">
     <w:p>
       <w:pPr>
@@ -1157,7 +1395,7 @@
 </file>
 
 <file path=word/header1.xml><?xml version="1.0" encoding="utf-8"?>
-<w:hdr xmlns:wpc="http://schemas.microsoft.com/office/word/2010/wordprocessingCanvas" xmlns:cx="http://schemas.microsoft.com/office/drawing/2014/chartex" xmlns:cx1="http://schemas.microsoft.com/office/drawing/2015/9/8/chartex" xmlns:mc="http://schemas.openxmlformats.org/markup-compatibility/2006" xmlns:o="urn:schemas-microsoft-com:office:office" xmlns:r="http://schemas.openxmlformats.org/officeDocument/2006/relationships" xmlns:m="http://schemas.openxmlformats.org/officeDocument/2006/math" xmlns:v="urn:schemas-microsoft-com:vml" xmlns:wp14="http://schemas.microsoft.com/office/word/2010/wordprocessingDrawing" xmlns:wp="http://schemas.openxmlformats.org/drawingml/2006/wordprocessingDrawing" xmlns:w10="urn:schemas-microsoft-com:office:word" xmlns:w="http://schemas.openxmlformats.org/wordprocessingml/2006/main" xmlns:w14="http://schemas.microsoft.com/office/word/2010/wordml" xmlns:w15="http://schemas.microsoft.com/office/word/2012/wordml" xmlns:w16se="http://schemas.microsoft.com/office/word/2015/wordml/symex" xmlns:wpg="http://schemas.microsoft.com/office/word/2010/wordprocessingGroup" xmlns:wpi="http://schemas.microsoft.com/office/word/2010/wordprocessingInk" xmlns:wne="http://schemas.microsoft.com/office/word/2006/wordml" xmlns:wps="http://schemas.microsoft.com/office/word/2010/wordprocessingShape" mc:Ignorable="w14 w15 w16se wp14">
+<w:hdr xmlns:wpc="http://schemas.microsoft.com/office/word/2010/wordprocessingCanvas" xmlns:mc="http://schemas.openxmlformats.org/markup-compatibility/2006" xmlns:o="urn:schemas-microsoft-com:office:office" xmlns:r="http://schemas.openxmlformats.org/officeDocument/2006/relationships" xmlns:m="http://schemas.openxmlformats.org/officeDocument/2006/math" xmlns:v="urn:schemas-microsoft-com:vml" xmlns:wp14="http://schemas.microsoft.com/office/word/2010/wordprocessingDrawing" xmlns:wp="http://schemas.openxmlformats.org/drawingml/2006/wordprocessingDrawing" xmlns:w10="urn:schemas-microsoft-com:office:word" xmlns:w="http://schemas.openxmlformats.org/wordprocessingml/2006/main" xmlns:w14="http://schemas.microsoft.com/office/word/2010/wordml" xmlns:w15="http://schemas.microsoft.com/office/word/2012/wordml" xmlns:wpg="http://schemas.microsoft.com/office/word/2010/wordprocessingGroup" xmlns:wpi="http://schemas.microsoft.com/office/word/2010/wordprocessingInk" xmlns:wne="http://schemas.microsoft.com/office/word/2006/wordml" xmlns:wps="http://schemas.microsoft.com/office/word/2010/wordprocessingShape" mc:Ignorable="w14 w15 wp14">
   <w:p>
     <w:pPr>
       <w:pStyle w:val="Cabealho"/>
@@ -1167,7 +1405,7 @@
 </file>
 
 <file path=word/header2.xml><?xml version="1.0" encoding="utf-8"?>
-<w:hdr xmlns:wpc="http://schemas.microsoft.com/office/word/2010/wordprocessingCanvas" xmlns:cx="http://schemas.microsoft.com/office/drawing/2014/chartex" xmlns:cx1="http://schemas.microsoft.com/office/drawing/2015/9/8/chartex" xmlns:mc="http://schemas.openxmlformats.org/markup-compatibility/2006" xmlns:o="urn:schemas-microsoft-com:office:office" xmlns:r="http://schemas.openxmlformats.org/officeDocument/2006/relationships" xmlns:m="http://schemas.openxmlformats.org/officeDocument/2006/math" xmlns:v="urn:schemas-microsoft-com:vml" xmlns:wp14="http://schemas.microsoft.com/office/word/2010/wordprocessingDrawing" xmlns:wp="http://schemas.openxmlformats.org/drawingml/2006/wordprocessingDrawing" xmlns:w10="urn:schemas-microsoft-com:office:word" xmlns:w="http://schemas.openxmlformats.org/wordprocessingml/2006/main" xmlns:w14="http://schemas.microsoft.com/office/word/2010/wordml" xmlns:w15="http://schemas.microsoft.com/office/word/2012/wordml" xmlns:w16se="http://schemas.microsoft.com/office/word/2015/wordml/symex" xmlns:wpg="http://schemas.microsoft.com/office/word/2010/wordprocessingGroup" xmlns:wpi="http://schemas.microsoft.com/office/word/2010/wordprocessingInk" xmlns:wne="http://schemas.microsoft.com/office/word/2006/wordml" xmlns:wps="http://schemas.microsoft.com/office/word/2010/wordprocessingShape" mc:Ignorable="w14 w15 w16se wp14">
+<w:hdr xmlns:wpc="http://schemas.microsoft.com/office/word/2010/wordprocessingCanvas" xmlns:mc="http://schemas.openxmlformats.org/markup-compatibility/2006" xmlns:o="urn:schemas-microsoft-com:office:office" xmlns:r="http://schemas.openxmlformats.org/officeDocument/2006/relationships" xmlns:m="http://schemas.openxmlformats.org/officeDocument/2006/math" xmlns:v="urn:schemas-microsoft-com:vml" xmlns:wp14="http://schemas.microsoft.com/office/word/2010/wordprocessingDrawing" xmlns:wp="http://schemas.openxmlformats.org/drawingml/2006/wordprocessingDrawing" xmlns:w10="urn:schemas-microsoft-com:office:word" xmlns:w="http://schemas.openxmlformats.org/wordprocessingml/2006/main" xmlns:w14="http://schemas.microsoft.com/office/word/2010/wordml" xmlns:w15="http://schemas.microsoft.com/office/word/2012/wordml" xmlns:wpg="http://schemas.microsoft.com/office/word/2010/wordprocessingGroup" xmlns:wpi="http://schemas.microsoft.com/office/word/2010/wordprocessingInk" xmlns:wne="http://schemas.microsoft.com/office/word/2006/wordml" xmlns:wps="http://schemas.microsoft.com/office/word/2010/wordprocessingShape" mc:Ignorable="w14 w15 wp14">
   <w:p>
     <w:pPr>
       <w:pStyle w:val="Cabealho"/>
@@ -1183,7 +1421,7 @@
 </file>
 
 <file path=word/header3.xml><?xml version="1.0" encoding="utf-8"?>
-<w:hdr xmlns:wpc="http://schemas.microsoft.com/office/word/2010/wordprocessingCanvas" xmlns:cx="http://schemas.microsoft.com/office/drawing/2014/chartex" xmlns:cx1="http://schemas.microsoft.com/office/drawing/2015/9/8/chartex" xmlns:mc="http://schemas.openxmlformats.org/markup-compatibility/2006" xmlns:o="urn:schemas-microsoft-com:office:office" xmlns:r="http://schemas.openxmlformats.org/officeDocument/2006/relationships" xmlns:m="http://schemas.openxmlformats.org/officeDocument/2006/math" xmlns:v="urn:schemas-microsoft-com:vml" xmlns:wp14="http://schemas.microsoft.com/office/word/2010/wordprocessingDrawing" xmlns:wp="http://schemas.openxmlformats.org/drawingml/2006/wordprocessingDrawing" xmlns:w10="urn:schemas-microsoft-com:office:word" xmlns:w="http://schemas.openxmlformats.org/wordprocessingml/2006/main" xmlns:w14="http://schemas.microsoft.com/office/word/2010/wordml" xmlns:w15="http://schemas.microsoft.com/office/word/2012/wordml" xmlns:w16se="http://schemas.microsoft.com/office/word/2015/wordml/symex" xmlns:wpg="http://schemas.microsoft.com/office/word/2010/wordprocessingGroup" xmlns:wpi="http://schemas.microsoft.com/office/word/2010/wordprocessingInk" xmlns:wne="http://schemas.microsoft.com/office/word/2006/wordml" xmlns:wps="http://schemas.microsoft.com/office/word/2010/wordprocessingShape" mc:Ignorable="w14 w15 w16se wp14">
+<w:hdr xmlns:wpc="http://schemas.microsoft.com/office/word/2010/wordprocessingCanvas" xmlns:mc="http://schemas.openxmlformats.org/markup-compatibility/2006" xmlns:o="urn:schemas-microsoft-com:office:office" xmlns:r="http://schemas.openxmlformats.org/officeDocument/2006/relationships" xmlns:m="http://schemas.openxmlformats.org/officeDocument/2006/math" xmlns:v="urn:schemas-microsoft-com:vml" xmlns:wp14="http://schemas.microsoft.com/office/word/2010/wordprocessingDrawing" xmlns:wp="http://schemas.openxmlformats.org/drawingml/2006/wordprocessingDrawing" xmlns:w10="urn:schemas-microsoft-com:office:word" xmlns:w="http://schemas.openxmlformats.org/wordprocessingml/2006/main" xmlns:w14="http://schemas.microsoft.com/office/word/2010/wordml" xmlns:w15="http://schemas.microsoft.com/office/word/2012/wordml" xmlns:wpg="http://schemas.microsoft.com/office/word/2010/wordprocessingGroup" xmlns:wpi="http://schemas.microsoft.com/office/word/2010/wordprocessingInk" xmlns:wne="http://schemas.microsoft.com/office/word/2006/wordml" xmlns:wps="http://schemas.microsoft.com/office/word/2010/wordprocessingShape" mc:Ignorable="w14 w15 wp14">
   <w:p>
     <w:pPr>
       <w:pStyle w:val="Cabealho"/>
@@ -1193,7 +1431,7 @@
 </file>
 
 <file path=word/styles.xml><?xml version="1.0" encoding="utf-8"?>
-<w:styles xmlns:mc="http://schemas.openxmlformats.org/markup-compatibility/2006" xmlns:r="http://schemas.openxmlformats.org/officeDocument/2006/relationships" xmlns:w="http://schemas.openxmlformats.org/wordprocessingml/2006/main" xmlns:w14="http://schemas.microsoft.com/office/word/2010/wordml" xmlns:w15="http://schemas.microsoft.com/office/word/2012/wordml" xmlns:w16se="http://schemas.microsoft.com/office/word/2015/wordml/symex" mc:Ignorable="w14 w15 w16se">
+<w:styles xmlns:mc="http://schemas.openxmlformats.org/markup-compatibility/2006" xmlns:r="http://schemas.openxmlformats.org/officeDocument/2006/relationships" xmlns:w="http://schemas.openxmlformats.org/wordprocessingml/2006/main" xmlns:w14="http://schemas.microsoft.com/office/word/2010/wordml" xmlns:w15="http://schemas.microsoft.com/office/word/2012/wordml" mc:Ignorable="w14 w15">
   <w:docDefaults>
     <w:rPrDefault>
       <w:rPr>
@@ -1834,6 +2072,17 @@
       <w:lang w:eastAsia="pt-BR"/>
     </w:rPr>
   </w:style>
+  <w:style w:type="character" w:styleId="Forte">
+    <w:name w:val="Strong"/>
+    <w:basedOn w:val="Fontepargpadro"/>
+    <w:uiPriority w:val="22"/>
+    <w:qFormat/>
+    <w:rsid w:val="003B5EB7"/>
+    <w:rPr>
+      <w:b/>
+      <w:bCs/>
+    </w:rPr>
+  </w:style>
 </w:styles>
 </file>
 
